--- a/_template-source/nex_house_atrium.docx
+++ b/_template-source/nex_house_atrium.docx
@@ -106,7 +106,7 @@
         <w:br w:type="textWrapping"/>
         <w:t xml:space="preserve">CPF ou CNPJ: {{cpf_cnpj}}</w:t>
         <w:br w:type="textWrapping"/>
-        <w:t xml:space="preserve">Endereço completo: {{endereco_rua}}, {{endereco_numero}} - {{endereco_bairro}}</w:t>
+        <w:t xml:space="preserve">Endereço completo: {{endereco_rua}}, {{endereco_numero}}, {{endereco_complemento}} - {{endereco_bairro}}</w:t>
         <w:br w:type="textWrapping"/>
         <w:t xml:space="preserve">Cidade: {{endereco_cidade}} - {{endereco_uf}}</w:t>
         <w:br w:type="textWrapping"/>

--- a/_template-source/nex_house_atrium.docx
+++ b/_template-source/nex_house_atrium.docx
@@ -176,6 +176,8 @@
         <w:br w:type="textWrapping"/>
         <w:t xml:space="preserve">(   ) Gallery</w:t>
         <w:br w:type="textWrapping"/>
+        <w:t xml:space="preserve">(   ) Loge</w:t>
+        <w:br w:type="textWrapping"/>
       </w:r>
       <w:r>
         <w:rPr>
@@ -651,6 +653,7 @@
         </w:rPr>
         <w:t xml:space="preserve">b) Gallery: 10 (dez) passes diários, que podem ser utilizados pelo MEMBRO ou por seus convidados;</w:t>
         <w:br w:type="textWrapping"/>
+        <w:t xml:space="preserve">c) Loge: acesso exclusivo a eventos e experiências do clube, sem uso diário dos espaços.</w:t>
       </w:r>
     </w:p>
     <w:p>
@@ -1522,7 +1525,7 @@
           <w:szCs w:val="22"/>
           <w:rtl w:val="0"/>
         </w:rPr>
-        <w:t xml:space="preserve">9.2 O MEMBRO poderá solicitar o cancelamento da assinatura mediante aviso prévio de 60 (sessenta) dias, contados a partir do protocolo formal junto ao NEX HOUSE (por e-mail ou sistema eletrônico indicado).</w:t>
+        <w:t xml:space="preserve">9.2 O MEMBRO poderá solicitar o cancelamento da assinatura mediante aviso prévio de 30 (trinta) dias, contados a partir do protocolo formal junto ao NEX HOUSE (por e-mail ou sistema eletrônico indicado).</w:t>
       </w:r>
     </w:p>
     <w:p>
@@ -2247,6 +2250,122 @@
           <w:rtl w:val="0"/>
         </w:rPr>
         <w:t xml:space="preserve">14.6 As comunicações e notificações entre as partes serão realizadas preferencialmente por meio eletrônico no e-mail cadastrado pelo MEMBRO, considerando-se recebidas 24 (vinte e quatro) horas após o envio, salvo comprovação técnica em contrário.</w:t>
+      </w:r>
+    </w:p>
+    <w:p>
+      <w:pPr>
+        <w:tabs>
+          <w:tab w:val="left" w:leader="none" w:pos="2268"/>
+        </w:tabs>
+        <w:spacing w:after="240" w:before="240" w:line="360" w:lineRule="auto"/>
+        <w:ind w:left="-567" w:right="-568" w:firstLine="0"/>
+        <w:rPr>
+          <w:rFonts w:ascii="Abadi MT Condensed Light" w:cs="Abadi MT Condensed Light" w:eastAsia="Abadi MT Condensed Light" w:hAnsi="Abadi MT Condensed Light"/>
+          <w:sz w:val="22"/>
+          <w:szCs w:val="22"/>
+        </w:rPr>
+      </w:pPr>
+      <w:r>
+        <w:rPr>
+          <w:rFonts w:ascii="Abadi MT Condensed Light" w:cs="Abadi MT Condensed Light" w:eastAsia="Abadi MT Condensed Light" w:hAnsi="Abadi MT Condensed Light"/>
+          <w:b w:val="1"/>
+          <w:sz w:val="22"/>
+          <w:szCs w:val="22"/>
+          <w:rtl w:val="0"/>
+        </w:rPr>
+        <w:t xml:space="preserve">15. Interrupção &amp; Retorno</w:t>
+      </w:r>
+    </w:p>
+    <w:p>
+      <w:pPr>
+        <w:tabs>
+          <w:tab w:val="left" w:leader="none" w:pos="2268"/>
+        </w:tabs>
+        <w:spacing w:after="240" w:before="240" w:line="360" w:lineRule="auto"/>
+        <w:ind w:left="-567" w:right="-568" w:firstLine="0"/>
+        <w:rPr>
+          <w:rFonts w:ascii="Abadi MT Condensed Light" w:cs="Abadi MT Condensed Light" w:eastAsia="Abadi MT Condensed Light" w:hAnsi="Abadi MT Condensed Light"/>
+          <w:sz w:val="22"/>
+          <w:szCs w:val="22"/>
+        </w:rPr>
+      </w:pPr>
+      <w:r>
+        <w:rPr>
+          <w:rFonts w:ascii="Abadi MT Condensed Light" w:cs="Abadi MT Condensed Light" w:eastAsia="Abadi MT Condensed Light" w:hAnsi="Abadi MT Condensed Light"/>
+          <w:sz w:val="22"/>
+          <w:szCs w:val="22"/>
+          <w:rtl w:val="0"/>
+        </w:rPr>
+        <w:t xml:space="preserve">15.1 O MEMBRO poderá rescindir sua assinatura a qualquer tempo, respeitado o aviso prévio de 30 (trinta) dias previsto na cláusula 9.2, sem prejuízo das demais condições de cancelamento estabelecidas neste contrato.</w:t>
+      </w:r>
+    </w:p>
+    <w:p>
+      <w:pPr>
+        <w:tabs>
+          <w:tab w:val="left" w:leader="none" w:pos="2268"/>
+        </w:tabs>
+        <w:spacing w:after="240" w:before="240" w:line="360" w:lineRule="auto"/>
+        <w:ind w:left="-567" w:right="-568" w:firstLine="0"/>
+        <w:rPr>
+          <w:rFonts w:ascii="Abadi MT Condensed Light" w:cs="Abadi MT Condensed Light" w:eastAsia="Abadi MT Condensed Light" w:hAnsi="Abadi MT Condensed Light"/>
+          <w:sz w:val="22"/>
+          <w:szCs w:val="22"/>
+        </w:rPr>
+      </w:pPr>
+      <w:r>
+        <w:rPr>
+          <w:rFonts w:ascii="Abadi MT Condensed Light" w:cs="Abadi MT Condensed Light" w:eastAsia="Abadi MT Condensed Light" w:hAnsi="Abadi MT Condensed Light"/>
+          <w:sz w:val="22"/>
+          <w:szCs w:val="22"/>
+          <w:rtl w:val="0"/>
+        </w:rPr>
+        <w:t xml:space="preserve">15.2 Caso o MEMBRO opte por retornar ao NEX HOUSE e realizar nova adesão a qualquer uma das modalidades de assinatura disponíveis, dentro do prazo de 90 (noventa) dias corridos contados da data de efetivação da rescisão, a taxa de adesão será integralmente isenta.</w:t>
+      </w:r>
+    </w:p>
+    <w:p>
+      <w:pPr>
+        <w:tabs>
+          <w:tab w:val="left" w:leader="none" w:pos="2268"/>
+        </w:tabs>
+        <w:spacing w:after="240" w:before="240" w:line="360" w:lineRule="auto"/>
+        <w:ind w:left="-567" w:right="-568" w:firstLine="0"/>
+        <w:rPr>
+          <w:rFonts w:ascii="Abadi MT Condensed Light" w:cs="Abadi MT Condensed Light" w:eastAsia="Abadi MT Condensed Light" w:hAnsi="Abadi MT Condensed Light"/>
+          <w:sz w:val="22"/>
+          <w:szCs w:val="22"/>
+        </w:rPr>
+      </w:pPr>
+      <w:r>
+        <w:rPr>
+          <w:rFonts w:ascii="Abadi MT Condensed Light" w:cs="Abadi MT Condensed Light" w:eastAsia="Abadi MT Condensed Light" w:hAnsi="Abadi MT Condensed Light"/>
+          <w:sz w:val="22"/>
+          <w:szCs w:val="22"/>
+          <w:rtl w:val="0"/>
+        </w:rPr>
+        <w:t xml:space="preserve">15.3 O benefício previsto na cláusula 15.2 é de caráter pessoal e intransferível, aplicando-se exclusivamente ao MEMBRO signatário do contrato rescindido, e está condicionado à inexistência de débitos em aberto perante o NEX HOUSE na data do retorno.</w:t>
+      </w:r>
+    </w:p>
+    <w:p>
+      <w:pPr>
+        <w:tabs>
+          <w:tab w:val="left" w:leader="none" w:pos="2268"/>
+        </w:tabs>
+        <w:spacing w:after="240" w:before="240" w:line="360" w:lineRule="auto"/>
+        <w:ind w:left="-567" w:right="-568" w:firstLine="0"/>
+        <w:rPr>
+          <w:rFonts w:ascii="Abadi MT Condensed Light" w:cs="Abadi MT Condensed Light" w:eastAsia="Abadi MT Condensed Light" w:hAnsi="Abadi MT Condensed Light"/>
+          <w:sz w:val="22"/>
+          <w:szCs w:val="22"/>
+        </w:rPr>
+      </w:pPr>
+      <w:r>
+        <w:rPr>
+          <w:rFonts w:ascii="Abadi MT Condensed Light" w:cs="Abadi MT Condensed Light" w:eastAsia="Abadi MT Condensed Light" w:hAnsi="Abadi MT Condensed Light"/>
+          <w:sz w:val="22"/>
+          <w:szCs w:val="22"/>
+          <w:rtl w:val="0"/>
+        </w:rPr>
+        <w:t xml:space="preserve">15.4 A nova adesão formalizada nos termos desta cláusula constituirá contrato autônomo, sujeito às condições, tabela de valores e regulamentos vigentes à época da contratação.</w:t>
       </w:r>
     </w:p>
     <w:p>
@@ -2994,6 +3113,30 @@
           <w:rtl w:val="0"/>
         </w:rPr>
         <w:t xml:space="preserve">Gallery: até 1 (um) convidado por dia, consumindo um dos 10 (dez) passes diários incluídos na assinatura.</w:t>
+      </w:r>
+    </w:p>
+    <w:p>
+      <w:pPr>
+        <w:numPr>
+          <w:ilvl w:val="0"/>
+          <w:numId w:val="1"/>
+        </w:numPr>
+        <w:spacing w:line="360" w:lineRule="auto"/>
+        <w:ind w:left="720" w:right="-568" w:hanging="360"/>
+        <w:rPr>
+          <w:rFonts w:ascii="Abadi MT Condensed Light" w:cs="Abadi MT Condensed Light" w:eastAsia="Abadi MT Condensed Light" w:hAnsi="Abadi MT Condensed Light"/>
+          <w:sz w:val="22"/>
+          <w:szCs w:val="22"/>
+        </w:rPr>
+      </w:pPr>
+      <w:r>
+        <w:rPr>
+          <w:rFonts w:ascii="Abadi MT Condensed Light" w:cs="Abadi MT Condensed Light" w:eastAsia="Abadi MT Condensed Light" w:hAnsi="Abadi MT Condensed Light"/>
+          <w:sz w:val="22"/>
+          <w:szCs w:val="22"/>
+          <w:rtl w:val="0"/>
+        </w:rPr>
+        <w:t xml:space="preserve">Loge: convidados somente em eventos que permitam expressamente.</w:t>
       </w:r>
     </w:p>
     <w:p>
